--- a/Account Change Submission Review Policy.docx
+++ b/Account Change Submission Review Policy.docx
@@ -2006,35 +2006,17 @@
     </w:p>
     <w:p>
       <w:r>
-        <w:rPr>
-          <w:b/>
-        </w:rPr>
-        <w:t xml:space="preserve">Check </w:t>
-      </w:r>
-      <w:r>
-        <w:t>Require meeting particulars, quorum, operative resolutions, appendix and two relevant committee certifiers who hold different office bearer functions.</w:t>
-      </w:r>
-    </w:p>
-    <w:p>
-      <w:r>
-        <w:rPr>
-          <w:b/>
-        </w:rPr>
-        <w:t xml:space="preserve">Evidence </w:t>
-      </w:r>
-      <w:r>
-        <w:t>S1 checklist; S3 pages 1, 3 and 4; names, capacities, signatures and date.</w:t>
-      </w:r>
-    </w:p>
-    <w:p>
-      <w:r>
-        <w:rPr>
-          <w:b/>
-        </w:rPr>
-        <w:t xml:space="preserve">Action </w:t>
-      </w:r>
-      <w:r>
-        <w:t>Omission or clearly same function certifiers: Correction required. Unclear eligibility or validity: Unable to verify. Do not invent a mandatory job title pair.</w:t>
+        <w:t>Check Require meeting particulars, quorum, operative resolutions, appendix and two relevant committee certifiers who hold different office bearer functions. On the certification page, check each signature block separately: when a signature is present, the printed Name line directly beneath it must also identify that signer. The names in the earlier certification sentence do not replace the names beside the signatures.</w:t>
+      </w:r>
+    </w:p>
+    <w:p>
+      <w:r>
+        <w:t>Evidence S1 checklist; S3 pages 1, 3 and 4; names, capacities, signatures and date. For the certification signature blocks, record whether each visible signature has a corresponding printed name.</w:t>
+      </w:r>
+    </w:p>
+    <w:p>
+      <w:r>
+        <w:t>Action Omission or clearly same function certifiers: Correction required. A visible signature with its adjacent Name line blank is a correction; ask for the signer’s name to be entered. If the signature or matching Name line cannot be read confidently, route to staff for confirmation. Unclear eligibility or validity: Unable to verify. Do not authenticate signatures or invent a mandatory job title pair.</w:t>
       </w:r>
     </w:p>
     <w:p>
